--- a/policies/build/sop_record_masters/COP/SOP_COP.8.a_to_f_paediatric_neonatal_services.docx
+++ b/policies/build/sop_record_masters/COP/SOP_COP.8.a_to_f_paediatric_neonatal_services.docx
@@ -14,40 +14,9 @@
     </w:p>
     <w:p>
       <w:r>
-        <w:t>«Hospital Name» — Supports COP.8.a-f</w:t>
+        <w:t>«Hospital Name» — SOP-COP.8 — Version 1.0</w:t>
       </w:r>
     </w:p>
-    <w:p/>
-    <w:tbl>
-      <w:tblPr>
-        <w:tblStyle w:val="TableGrid"/>
-        <w:tblW w:type="auto" w:w="0"/>
-        <w:tblLook w:firstColumn="1" w:firstRow="1" w:lastColumn="0" w:lastRow="0" w:noHBand="0" w:noVBand="1" w:val="04A0"/>
-      </w:tblPr>
-      <w:tblGrid>
-        <w:gridCol w:w="8640"/>
-      </w:tblGrid>
-      <w:tr>
-        <w:tc>
-          <w:tcPr>
-            <w:tcW w:type="dxa" w:w="8640"/>
-          </w:tcPr>
-          <w:p>
-            <w:r>
-              <w:rPr>
-                <w:b/>
-              </w:rPr>
-              <w:t>Why does this SOP exist? (read this first if you're new)</w:t>
-            </w:r>
-          </w:p>
-          <w:p>
-            <w:r>
-              <w:t>This SOP tells paediatric, neonatal, labour-room and postnatal staff, in one place, how the paediatric and neonatal service is organised honestly about what it can and can't do, which named guideline neonatal care actually follows, who is competent to be assigned to which age group, what special care a child actually gets, how a child's nutrition/growth/development/immunisation status is checked at every assessment, and -- the part that matters most -- exactly how a neonate is matched to the right mother and how the hospital responds the instant a child is missing or abuse is suspected. If you care for, identify, or hand over a child or neonate, this SOP is for you.</w:t>
-            </w:r>
-          </w:p>
-        </w:tc>
-      </w:tr>
-    </w:tbl>
     <w:p/>
     <w:tbl>
       <w:tblPr>
@@ -62,9 +31,6 @@
         <w:gridCol w:w="2160"/>
       </w:tblGrid>
       <w:tr>
-        <w:trPr>
-          <w:cantSplit/>
-        </w:trPr>
         <w:tc>
           <w:tcPr>
             <w:tcW w:type="dxa" w:w="2160"/>
@@ -107,9 +73,6 @@
         </w:tc>
       </w:tr>
       <w:tr>
-        <w:trPr>
-          <w:cantSplit/>
-        </w:trPr>
         <w:tc>
           <w:tcPr>
             <w:tcW w:type="dxa" w:w="2160"/>
@@ -151,51 +114,6 @@
           </w:p>
         </w:tc>
       </w:tr>
-      <w:tr>
-        <w:trPr>
-          <w:cantSplit/>
-        </w:trPr>
-        <w:tc>
-          <w:tcPr>
-            <w:tcW w:type="dxa" w:w="2160"/>
-          </w:tcPr>
-          <w:p>
-            <w:r>
-              <w:t>Prepared By</w:t>
-            </w:r>
-          </w:p>
-        </w:tc>
-        <w:tc>
-          <w:tcPr>
-            <w:tcW w:type="dxa" w:w="2160"/>
-          </w:tcPr>
-          <w:p>
-            <w:r>
-              <w:t>Quality/Accreditation Coordinator   Name: ________   Signature: ________</w:t>
-            </w:r>
-          </w:p>
-        </w:tc>
-        <w:tc>
-          <w:tcPr>
-            <w:tcW w:type="dxa" w:w="2160"/>
-          </w:tcPr>
-          <w:p>
-            <w:r>
-              <w:t>Approved By</w:t>
-            </w:r>
-          </w:p>
-        </w:tc>
-        <w:tc>
-          <w:tcPr>
-            <w:tcW w:type="dxa" w:w="2160"/>
-          </w:tcPr>
-          <w:p>
-            <w:r>
-              <w:t>Medical Superintendent   Name: ________   Signature: ________</w:t>
-            </w:r>
-          </w:p>
-        </w:tc>
-      </w:tr>
     </w:tbl>
     <w:p/>
     <w:p>
@@ -206,9 +124,78 @@
         <w:t>1. Purpose</w:t>
       </w:r>
     </w:p>
+    <w:tbl>
+      <w:tblPr>
+        <w:tblStyle w:val="TableGrid"/>
+        <w:tblW w:type="auto" w:w="0"/>
+        <w:tblLook w:firstColumn="1" w:firstRow="1" w:lastColumn="0" w:lastRow="0" w:noHBand="0" w:noVBand="1" w:val="04A0"/>
+      </w:tblPr>
+      <w:tblGrid>
+        <w:gridCol w:w="8640"/>
+      </w:tblGrid>
+      <w:tr>
+        <w:tc>
+          <w:tcPr>
+            <w:tcW w:type="dxa" w:w="8640"/>
+          </w:tcPr>
+          <w:p>
+            <w:r>
+              <w:t>This SOP sets out how paediatric and neonatal services are organised honestly against what the hospital can actually deliver; how neonatal care follows a named guideline; how age-specific competency gates every assignment; what special-care provisions children actually receive; how nutrition, growth, development and immunisation are assessed at every paediatric encounter; and how the hospital matches every neonate to the right mother and responds immediately to a missing child or suspected abuse.</w:t>
+            </w:r>
+          </w:p>
+        </w:tc>
+      </w:tr>
+    </w:tbl>
+    <w:p/>
+    <w:tbl>
+      <w:tblPr>
+        <w:tblStyle w:val="TableGrid"/>
+        <w:tblW w:type="auto" w:w="0"/>
+        <w:tblLook w:firstColumn="1" w:firstRow="1" w:lastColumn="0" w:lastRow="0" w:noHBand="0" w:noVBand="1" w:val="04A0"/>
+      </w:tblPr>
+      <w:tblGrid>
+        <w:gridCol w:w="8640"/>
+      </w:tblGrid>
+      <w:tr>
+        <w:tc>
+          <w:tcPr>
+            <w:tcW w:type="dxa" w:w="8640"/>
+          </w:tcPr>
+          <w:p>
+            <w:r>
+              <w:t>Someone unfamiliar approaches the nursery to collect a newborn. This SOP is what requires staff to challenge that person and match the neonate to the mother or designated guardian before handover -- never handing a baby to whoever is simply standing closest to the cot.</w:t>
+            </w:r>
+          </w:p>
+        </w:tc>
+      </w:tr>
+    </w:tbl>
+    <w:p/>
+    <w:tbl>
+      <w:tblPr>
+        <w:tblStyle w:val="TableGrid"/>
+        <w:tblW w:type="auto" w:w="0"/>
+        <w:tblLook w:firstColumn="1" w:firstRow="1" w:lastColumn="0" w:lastRow="0" w:noHBand="0" w:noVBand="1" w:val="04A0"/>
+      </w:tblPr>
+      <w:tblGrid>
+        <w:gridCol w:w="8640"/>
+      </w:tblGrid>
+      <w:tr>
+        <w:tc>
+          <w:tcPr>
+            <w:tcW w:type="dxa" w:w="8640"/>
+          </w:tcPr>
+          <w:p>
+            <w:r>
+              <w:t>We do this because a neonate handed to whoever is standing closest to the cot, or a missing-child report that waits for staff to 'check again,' is exactly the failure this SOP exists to make impossible -- and professional registration alone does not make someone competent to care for a neonate; that competency has to be specifically verified.</w:t>
+            </w:r>
+          </w:p>
+        </w:tc>
+      </w:tr>
+    </w:tbl>
+    <w:p/>
     <w:p>
       <w:r>
-        <w:t>To define how paediatric and neonatal services are organised honestly against what the hospital can actually deliver; how neonatal care follows a named guideline; how age-specific competency gates every assignment; what special-care provisions children actually receive; how nutrition, growth, development and immunisation are assessed at every paediatric encounter; and how the hospital matches every neonate to the right mother and responds immediately to a missing child or suspected abuse.</w:t>
+        <w:t>To define how paediatric and neonatal services are organised against actual capability; how neonatal care follows a named guideline; age-specific competency; special-care provisions; nutrition/growth/development/immunisation assessment; and abduction and abuse prevention and response.</w:t>
       </w:r>
     </w:p>
     <w:p>
@@ -221,7 +208,18 @@
     </w:p>
     <w:p>
       <w:r>
-        <w:t>Applies to every location where the hospital cares for a child or neonate: the paediatric out-patient clinic, the paediatric ward or designated paediatric beds, the nursery or neonatal area, the labour room and postnatal ward insofar as the neonate is under care after birth, the emergency area when a child or neonate presents, and any procedure or day-care area that accepts a paediatric patient. It does not restate the obstetric service's neonatal-backup duty (the obstetric-care SOP), the two-identifier rule itself or UID generation (the uniform-care SOP and registration process), sedation or anaesthesia of a child (those SOPs), or hospital discharge (the discharge process) -- this SOP owns paediatric/neonatal organisation, the named neonatal method, age-specific competency, special care, the four-part paediatric assessment, and abduction/abuse prevention and response.</w:t>
+        <w:rPr>
+          <w:i/>
+        </w:rPr>
+        <w:t xml:space="preserve">Why: </w:t>
+      </w:r>
+      <w:r>
+        <w:t>so every location that cares for a child or neonate -- OPD, ward, nursery, labour room, emergency -- follows the same identification and safety standard.</w:t>
+      </w:r>
+    </w:p>
+    <w:p>
+      <w:r>
+        <w:t>Applies to every location where the hospital cares for a child or neonate: the paediatric out-patient clinic, the paediatric ward or designated paediatric beds, the nursery or neonatal area, the labour room and postnatal ward insofar as the neonate is under care after birth, the emergency area when a child or neonate presents, and any procedure or day-care area that accepts a paediatric patient.</w:t>
       </w:r>
     </w:p>
     <w:p>
@@ -230,6 +228,17 @@
       </w:pPr>
       <w:r>
         <w:t>3. Responsibility</w:t>
+      </w:r>
+    </w:p>
+    <w:p>
+      <w:r>
+        <w:rPr>
+          <w:i/>
+        </w:rPr>
+        <w:t xml:space="preserve">Why: </w:t>
+      </w:r>
+      <w:r>
+        <w:t>a child handed to the wrong person, or a missing child whose report waits for certainty, is a failure measured in minutes, not meetings.</w:t>
       </w:r>
     </w:p>
     <w:p>
@@ -292,7 +301,7 @@
         <w:pStyle w:val="Heading1"/>
       </w:pPr>
       <w:r>
-        <w:t>4. Procedure</w:t>
+        <w:t>4. What to do</w:t>
       </w:r>
     </w:p>
     <w:p>
@@ -300,15 +309,15 @@
         <w:pStyle w:val="Heading2"/>
       </w:pPr>
       <w:r>
-        <w:t>4.1 Organisation of paediatric services (COP.8.a)</w:t>
+        <w:t>Organisation of paediatric services</w:t>
       </w:r>
     </w:p>
     <w:p>
       <w:r>
         <w:rPr>
-          <w:b/>
+          <w:i/>
         </w:rPr>
-        <w:t xml:space="preserve">Why this step matters: </w:t>
+        <w:t xml:space="preserve">Why: </w:t>
       </w:r>
       <w:r>
         <w:t>A paediatric service that never says what it can't do forces a duty doctor to improvise at 2 a.m. instead of following a written plan.</w:t>
@@ -316,17 +325,17 @@
     </w:p>
     <w:p>
       <w:r>
-        <w:t>1. «Hospital to define the paediatric and neonatal scope of services -- the age range accepted, whether and at what level neonates are cared for, hours of availability, conditions/procedures provided, and conditions stabilised and referred, with the destination» is kept aligned with the hospital's service directory; a service not provided is named as not provided, with the referral destination.</w:t>
+        <w:t>The hospital's defined paediatric and neonatal scope of services -- the age range accepted, whether and at what level neonates are cared for, hours of availability, conditions/procedures provided, and conditions stabilised and referred, with the destination -- is kept aligned with the hospital's service directory; a service not provided is named as not provided, with the referral destination.</w:t>
       </w:r>
     </w:p>
     <w:p>
       <w:r>
-        <w:t>2. «Hospital to define the paediatric and neonatal care areas, the equipment that backs the defined scope, and the arrangement when a required item is out of service» is followed; adult equipment used on a child because the paediatric size is missing is treated as a defect, not a workaround.</w:t>
+        <w:t>The hospital's defined paediatric and neonatal care areas and backing equipment are followed; adult equipment used on a child because the paediatric size is missing is treated as a defect, not a workaround.</w:t>
       </w:r>
     </w:p>
     <w:p>
       <w:r>
-        <w:t>3. A child whose needs exceed the paediatric scope is stabilised and referred, with the decision, reason and destination recorded -- never held because transfer is inconvenient. (Record 1)</w:t>
+        <w:t>A child whose needs exceed the paediatric scope is stabilised and referred, with the decision, reason and destination recorded -- never held because transfer is inconvenient.</w:t>
       </w:r>
     </w:p>
     <w:p>
@@ -334,15 +343,15 @@
         <w:pStyle w:val="Heading2"/>
       </w:pPr>
       <w:r>
-        <w:t>4.2 Neonatal care in consonance with a named guideline (COP.8.b)</w:t>
+        <w:t>Neonatal care in consonance with a named guideline</w:t>
       </w:r>
     </w:p>
     <w:p>
       <w:r>
         <w:rPr>
-          <w:b/>
+          <w:i/>
         </w:rPr>
-        <w:t xml:space="preserve">Why this step matters: </w:t>
+        <w:t xml:space="preserve">Why: </w:t>
       </w:r>
       <w:r>
         <w:t>A laminated WHO poster on the nursery wall is not a guideline being followed -- if staff can't name which guideline governs their practice, they aren't practising in consonance with one.</w:t>
@@ -350,17 +359,17 @@
     </w:p>
     <w:p>
       <w:r>
-        <w:t>1. «Hospital to define the named national or international neonatal-care guideline set this hospital follows» is the set staff can actually name and produce, not a general claim to 'follow national guidelines.'</w:t>
+        <w:t>The hospital's named national or international neonatal-care guideline set is the set staff can actually name and produce, not a general claim to 'follow national guidelines.'</w:t>
       </w:r>
     </w:p>
     <w:p>
       <w:r>
-        <w:t>2. «Hospital to define the level of neonatal care provided -- routine newborn care, care of the sick neonate, or a stated limit -- and what is referred» matches the paediatric and neonatal scope at step 1; a level the guideline set and staffing cannot support is never claimed.</w:t>
+        <w:t>The hospital's defined level of neonatal care provided -- routine newborn care, care of the sick neonate, or a stated limit -- and what is referred, matches the paediatric and neonatal scope; a level the guideline set and staffing cannot support is never claimed.</w:t>
       </w:r>
     </w:p>
     <w:p>
       <w:r>
-        <w:t>3. Every neonate's care is recorded against the hospital's written local neonatal method derived from the named guideline, not left to whoever happens to be on duty that shift. (Record 2)</w:t>
+        <w:t>Every neonate's care is recorded against the hospital's written local neonatal method derived from the named guideline, not left to whoever happens to be on duty that shift.</w:t>
       </w:r>
     </w:p>
     <w:p>
@@ -368,15 +377,15 @@
         <w:pStyle w:val="Heading2"/>
       </w:pPr>
       <w:r>
-        <w:t>4.3 Age-specific competency of those who care for children (COP.8.c)</w:t>
+        <w:t>Age-specific competency of those who care for children</w:t>
       </w:r>
     </w:p>
     <w:p>
       <w:r>
         <w:rPr>
-          <w:b/>
+          <w:i/>
         </w:rPr>
-        <w:t xml:space="preserve">Why this step matters: </w:t>
+        <w:t xml:space="preserve">Why: </w:t>
       </w:r>
       <w:r>
         <w:t>Professional registration alone does not make someone competent to care for a neonate -- that competency has to be specifically verified for the age group they're assigned to.</w:t>
@@ -384,17 +393,17 @@
     </w:p>
     <w:p>
       <w:r>
-        <w:t>1. «Hospital to define which roles require age-specific paediatric or neonatal competency, and how that competency is demonstrated and recorded» is checked before anyone is assigned to care for a child or neonate.</w:t>
+        <w:t>The hospital's defined roles requiring age-specific paediatric or neonatal competency, and how that competency is demonstrated and recorded, is checked before anyone is assigned to care for a child or neonate.</w:t>
       </w:r>
     </w:p>
     <w:p>
       <w:r>
-        <w:t>2. A person without the required age-specific competency is never assigned as the carer of that age group, even temporarily.</w:t>
+        <w:t>A person without the required age-specific competency is never assigned as the carer of that age group, even temporarily.</w:t>
       </w:r>
     </w:p>
     <w:p>
       <w:r>
-        <w:t>3. «Hospital to define the cover arrangement when a competent person is absent» is used rather than assigning whoever is available. (Record 3)</w:t>
+        <w:t>The hospital's defined cover arrangement is used when a competent person is absent, rather than assigning whoever is available.</w:t>
       </w:r>
     </w:p>
     <w:p>
@@ -402,15 +411,15 @@
         <w:pStyle w:val="Heading2"/>
       </w:pPr>
       <w:r>
-        <w:t>4.4 Provisions for special care of children (COP.8.d)</w:t>
+        <w:t>Provisions for special care of children</w:t>
       </w:r>
     </w:p>
     <w:p>
       <w:r>
         <w:rPr>
-          <w:b/>
+          <w:i/>
         </w:rPr>
-        <w:t xml:space="preserve">Why this step matters: </w:t>
+        <w:t xml:space="preserve">Why: </w:t>
       </w:r>
       <w:r>
         <w:t>A child left in an unmodified adult ward, with no family presence and no age-appropriate equipment, is being treated as a small adult -- which is exactly what this step exists to prevent.</w:t>
@@ -418,17 +427,17 @@
     </w:p>
     <w:p>
       <w:r>
-        <w:t>1. «Hospital to define the provisions made for special care of children -- environment, family presence, feeding, play or occupation, privacy, and any other age-appropriate arrangement» is actually provided, not just written down.</w:t>
+        <w:t>The hospital's defined provisions for special care of children -- environment, family presence, feeding, play or occupation, privacy, and any other age-appropriate arrangement -- is actually provided, not just written down.</w:t>
       </w:r>
     </w:p>
     <w:p>
       <w:r>
-        <w:t>2. Where a child is placed in an adult ward because no dedicated paediatric ward exists, the provisions that still apply -- identification, family presence, age-appropriate equipment, and the abduction/abuse measures at steps 5 and 6 -- remain in force.</w:t>
+        <w:t>Where a child is placed in an adult ward because no dedicated paediatric ward exists, the provisions that still apply -- identification, family presence, age-appropriate equipment, and the abduction/abuse measures -- remain in force.</w:t>
       </w:r>
     </w:p>
     <w:p>
       <w:r>
-        <w:t>3. Special-care provisions are checked periodically to confirm they are in actual use, not only on paper. (Record 4)</w:t>
+        <w:t>Special-care provisions are checked periodically to confirm they are in actual use, not only on paper.</w:t>
       </w:r>
     </w:p>
     <w:p>
@@ -436,15 +445,15 @@
         <w:pStyle w:val="Heading2"/>
       </w:pPr>
       <w:r>
-        <w:t>4.5 Nutritional, growth, developmental and immunisation assessment (COP.8.e)</w:t>
+        <w:t>Nutritional, growth, developmental and immunisation assessment</w:t>
       </w:r>
     </w:p>
     <w:p>
       <w:r>
         <w:rPr>
-          <w:b/>
+          <w:i/>
         </w:rPr>
-        <w:t xml:space="preserve">Why this step matters: </w:t>
+        <w:t xml:space="preserve">Why: </w:t>
       </w:r>
       <w:r>
         <w:t>A child's growth curve, developmental milestones, and immunisation status are clinical findings, not optional extras to the main reason they came in.</w:t>
@@ -452,17 +461,17 @@
     </w:p>
     <w:p>
       <w:r>
-        <w:t>1. Every paediatric assessment includes «Hospital to define the tools used for nutritional, growth, developmental and immunisation assessment, and the age groups to which each applies», recorded against the patient's unique identification number.</w:t>
+        <w:t>Every paediatric assessment includes the hospital's defined tools for nutritional, growth, developmental and immunisation assessment, and the age groups to which each applies, recorded against the patient's unique identification number.</w:t>
       </w:r>
     </w:p>
     <w:p>
       <w:r>
-        <w:t>2. A finding that requires action -- faltering growth, a missed immunisation, a developmental concern, nutritional risk -- is written into the care plan, not just noted and left there.</w:t>
+        <w:t>A finding that requires action -- faltering growth, a missed immunisation, a developmental concern, nutritional risk -- is written into the care plan, not just noted and left there.</w:t>
       </w:r>
     </w:p>
     <w:p>
       <w:r>
-        <w:t>3. Where the encounter is a brief emergency presentation, any element that cannot be completed is recorded as not done, with the reason, rather than left blank as if it had been done. (Record 5)</w:t>
+        <w:t>Where the encounter is a brief emergency presentation, any element that cannot be completed is recorded as not done, with the reason, rather than left blank as if it had been done.</w:t>
       </w:r>
     </w:p>
     <w:p>
@@ -470,15 +479,15 @@
         <w:pStyle w:val="Heading2"/>
       </w:pPr>
       <w:r>
-        <w:t>4.6 Prevention of and response to child/neonate abduction and abuse (COP.8.f)</w:t>
+        <w:t>Prevention of and response to child/neonate abduction and abuse</w:t>
       </w:r>
     </w:p>
     <w:p>
       <w:r>
         <w:rPr>
-          <w:b/>
+          <w:i/>
         </w:rPr>
-        <w:t xml:space="preserve">Why this step matters: </w:t>
+        <w:t xml:space="preserve">Why: </w:t>
       </w:r>
       <w:r>
         <w:t>A neonate handed to whoever is standing closest to the cot, or a missing-child report that waits for staff to 'check again,' is exactly the failure this step exists to make impossible.</w:t>
@@ -486,70 +495,17 @@
     </w:p>
     <w:p>
       <w:r>
-        <w:t>1. Every neonate is matched to the mother or designated guardian using «Hospital to define the matching method» in addition to the hospital's two identifiers -- a neonate is handed only to the matched mother/guardian, or to staff for a documented clinical reason, never to whoever is standing by the cot.</w:t>
+        <w:t>Every neonate is matched to the mother or designated guardian using the hospital's defined matching method in addition to the hospital's two identifiers -- a neonate is handed only to the matched mother/guardian, or to staff for a documented clinical reason, never to whoever is standing by the cot.</w:t>
       </w:r>
     </w:p>
     <w:p>
       <w:r>
-        <w:t>2. A child is never handed to a person who has not been identified as entitled to take that child, using «Hospital to define who may take a child from the unit and how that person is identified»; access to the nursery and any restricted paediatric area follows «Hospital to define access-control rules», and staff challenge any unidentified person before they reach a child.</w:t>
+        <w:t>A child is never handed to a person who has not been identified as entitled to take that child; access to the nursery and any restricted paediatric area follows the hospital's defined access-control rules, and staff challenge any unidentified person before they reach a child.</w:t>
       </w:r>
     </w:p>
     <w:p>
       <w:r>
-        <w:t>3. If a child or neonate is missing, or an abduction attempt is suspected, the response is immediate and follows «Hospital to define the missing-child response»; when abuse or neglect is suspected, the concern is escalated and reported under the Juvenile Justice (Care and Protection of Children) Act, 2015 and, where a sexual offence is suspected, additionally under the Protection of Children from Sexual Offences Act, 2012 -- certainty is never the threshold for making that report. (Record 6)</w:t>
-      </w:r>
-    </w:p>
-    <w:p>
-      <w:r>
-        <w:rPr>
-          <w:b/>
-          <w:i/>
-        </w:rPr>
-        <w:t xml:space="preserve">Technical source(s) for these steps: </w:t>
-      </w:r>
-    </w:p>
-    <w:p>
-      <w:pPr>
-        <w:pStyle w:val="ListParagraph"/>
-        <w:spacing w:before="80" w:after="240"/>
-        <w:contextualSpacing w:val="0"/>
-      </w:pPr>
-      <w:r>
-        <w:t xml:space="preserve">• Government of India. (2016). </w:t>
-      </w:r>
-      <w:hyperlink r:id="rId9">
-        <w:r>
-          <w:rPr>
-            <w:color w:val="0563C1"/>
-            <w:u w:val="single"/>
-          </w:rPr>
-          <w:t>The Juvenile Justice (Care and Protection of Children) Act, 2015 (Act No. 2 of 2016, in force 15 January 2016), ss. 2(14), 27 and 31</w:t>
-        </w:r>
-      </w:hyperlink>
-      <w:r>
-        <w:t xml:space="preserve"> which define a 'child in need of care and protection' (including a missing or run-away child), establish the district Child Welfare Committee, and require such a child to be produced before the Committee without loss of time and within 24 hours.</w:t>
-      </w:r>
-    </w:p>
-    <w:p>
-      <w:pPr>
-        <w:pStyle w:val="ListParagraph"/>
-        <w:spacing w:before="80" w:after="240"/>
-        <w:contextualSpacing w:val="0"/>
-      </w:pPr>
-      <w:r>
-        <w:t xml:space="preserve">• Government of India. (2012). </w:t>
-      </w:r>
-      <w:hyperlink r:id="rId10">
-        <w:r>
-          <w:rPr>
-            <w:color w:val="0563C1"/>
-            <w:u w:val="single"/>
-          </w:rPr>
-          <w:t>The Protection of Children from Sexual Offences Act, 2012 (Act No. 32 of 2012), ss. 19 and 21</w:t>
-        </w:r>
-      </w:hyperlink>
-      <w:r>
-        <w:t xml:space="preserve"> which require any person who knows or believes a sexual offence against a child is likely or has been committed to report it to the Special Juvenile Police Unit or local police, and make failure to report a punishable offence, including for a person in charge of an institution who fails to report an offence by a subordinate.</w:t>
+        <w:t>If a child or neonate is missing, or an abduction attempt is suspected, the response is immediate and follows the hospital's defined missing-child response; when abuse or neglect is suspected, the concern is escalated and reported under the Juvenile Justice (Care and Protection of Children) Act, 2015 and, where a sexual offence is suspected, additionally under the Protection of Children from Sexual Offences Act, 2012 -- certainty is never the threshold for making that report.</w:t>
       </w:r>
     </w:p>
     <w:p>
@@ -570,7 +526,7 @@
         <w:pStyle w:val="Heading1"/>
       </w:pPr>
       <w:r>
-        <w:t>6. Related Documents</w:t>
+        <w:t>6. Related SOPs</w:t>
       </w:r>
     </w:p>
     <w:p>
@@ -578,7 +534,7 @@
         <w:pStyle w:val="ListParagraph"/>
       </w:pPr>
       <w:r>
-        <w:t>Policy -- Paediatric and Neonatal Services (COP.8)</w:t>
+        <w:t>Policy on Paediatric and Neonatal Services (COP.8)</w:t>
       </w:r>
     </w:p>
     <w:p>
@@ -586,7 +542,7 @@
         <w:pStyle w:val="ListParagraph"/>
       </w:pPr>
       <w:r>
-        <w:t>SOP -- Safe Obstetric Care (COP.7)</w:t>
+        <w:t>SOP — Safe Obstetric Care (COP.7)</w:t>
       </w:r>
     </w:p>
     <w:p>
@@ -594,7 +550,7 @@
         <w:pStyle w:val="ListParagraph"/>
       </w:pPr>
       <w:r>
-        <w:t>Hospital's Uniform-Care SOP (two identifiers)</w:t>
+        <w:t>Hospital's Uniform-Care SOP (two identifiers) (COP.1)</w:t>
       </w:r>
     </w:p>
     <w:p>
@@ -602,17 +558,151 @@
         <w:pStyle w:val="Heading1"/>
       </w:pPr>
       <w:r>
-        <w:t>7. Where This SOP's Requirements Come From (Verified Sources)</w:t>
+        <w:t>7. Review</w:t>
+      </w:r>
+    </w:p>
+    <w:p>
+      <w:r>
+        <w:t>This SOP is reviewed annually, or sooner if a mismatched neonate, a missing child, a suspected-abuse case, or a late neonatal referral exposes a gap, or if the obstetric, assessment, discharge, infection-control or facility processes this SOP hands work to are revised.</w:t>
+      </w:r>
+    </w:p>
+    <w:p>
+      <w:r>
+        <w:br w:type="page"/>
+      </w:r>
+    </w:p>
+    <w:p>
+      <w:pPr>
+        <w:pStyle w:val="Heading1"/>
+      </w:pPr>
+      <w:r>
+        <w:t>Appendix — NABH Standard Cross-Reference and Evidence Basis</w:t>
+      </w:r>
+    </w:p>
+    <w:p>
+      <w:r>
+        <w:t>For the Quality Coordinator and NABH assessment use only. The reasoning and real-world triggers for each requirement are already in the body above -- this appendix adds only what the body deliberately leaves out: the exact objective-element code, how this SOP's scope is kept separate from neighbouring standards, and the verified technical source for anything cited.</w:t>
+      </w:r>
+    </w:p>
+    <w:p>
+      <w:pPr>
+        <w:pStyle w:val="Heading2"/>
+      </w:pPr>
+      <w:r>
+        <w:t>Organisation of paediatric services — COP.8.a</w:t>
+      </w:r>
+    </w:p>
+    <w:p>
+      <w:pPr>
+        <w:pStyle w:val="Heading2"/>
+      </w:pPr>
+      <w:r>
+        <w:t>Neonatal care in consonance with a named guideline — COP.8.b</w:t>
+      </w:r>
+    </w:p>
+    <w:p>
+      <w:pPr>
+        <w:pStyle w:val="Heading2"/>
+      </w:pPr>
+      <w:r>
+        <w:t>Age-specific competency of those who care for children — COP.8.c</w:t>
+      </w:r>
+    </w:p>
+    <w:p>
+      <w:pPr>
+        <w:pStyle w:val="Heading2"/>
+      </w:pPr>
+      <w:r>
+        <w:t>Provisions for special care of children — COP.8.d</w:t>
+      </w:r>
+    </w:p>
+    <w:p>
+      <w:pPr>
+        <w:pStyle w:val="Heading2"/>
+      </w:pPr>
+      <w:r>
+        <w:t>Nutritional, growth, developmental and immunisation assessment — COP.8.e</w:t>
+      </w:r>
+    </w:p>
+    <w:p>
+      <w:pPr>
+        <w:pStyle w:val="Heading2"/>
+      </w:pPr>
+      <w:r>
+        <w:t>Prevention of and response to child/neonate abduction and abuse — COP.8.f</w:t>
+      </w:r>
+    </w:p>
+    <w:p>
+      <w:r>
+        <w:rPr>
+          <w:i/>
+        </w:rPr>
+        <w:t>Verified source(s):</w:t>
       </w:r>
     </w:p>
     <w:p>
       <w:pPr>
         <w:pStyle w:val="ListParagraph"/>
-        <w:spacing w:before="80" w:after="240"/>
-        <w:contextualSpacing w:val="0"/>
       </w:pPr>
       <w:r>
-        <w:t xml:space="preserve">• National Accreditation Board for Hospitals and Healthcare Providers. (2022). Standards for Small Healthcare Organisations (3rd ed.). </w:t>
+        <w:t xml:space="preserve">• </w:t>
+      </w:r>
+      <w:r>
+        <w:t xml:space="preserve">Government of India. (2016). </w:t>
+      </w:r>
+      <w:hyperlink r:id="rId9">
+        <w:r>
+          <w:rPr>
+            <w:color w:val="0563C1"/>
+            <w:u w:val="single"/>
+          </w:rPr>
+          <w:t>The Juvenile Justice (Care and Protection of Children) Act, 2015</w:t>
+        </w:r>
+      </w:hyperlink>
+      <w:r>
+        <w:t xml:space="preserve"> (Act No. 2 of 2016, in force 15 January 2016), which defines a 'child in need of care and protection' (including a missing or run-away child), establishes the district Child Welfare Committee, and requires such a child to be produced before the Committee within 24 hours.</w:t>
+      </w:r>
+    </w:p>
+    <w:p>
+      <w:pPr>
+        <w:pStyle w:val="ListParagraph"/>
+      </w:pPr>
+      <w:r>
+        <w:t xml:space="preserve">• </w:t>
+      </w:r>
+      <w:r>
+        <w:t xml:space="preserve">Government of India. (2012). </w:t>
+      </w:r>
+      <w:hyperlink r:id="rId10">
+        <w:r>
+          <w:rPr>
+            <w:color w:val="0563C1"/>
+            <w:u w:val="single"/>
+          </w:rPr>
+          <w:t>The Protection of Children from Sexual Offences Act, 2012</w:t>
+        </w:r>
+      </w:hyperlink>
+      <w:r>
+        <w:t xml:space="preserve"> (Act No. 32 of 2012), ss. 19 and 21, which require any person who knows or believes a sexual offence against a child is likely or has been committed to report it to the Special Juvenile Police Unit or local police, and make failure to report a punishable offence, including for a person in charge of an institution who fails to report an offence by a subordinate.</w:t>
+      </w:r>
+    </w:p>
+    <w:p>
+      <w:pPr>
+        <w:pStyle w:val="Heading2"/>
+      </w:pPr>
+      <w:r>
+        <w:t>Full reference list</w:t>
+      </w:r>
+    </w:p>
+    <w:p>
+      <w:pPr>
+        <w:pStyle w:val="ListParagraph"/>
+      </w:pPr>
+      <w:r>
+        <w:t xml:space="preserve">• </w:t>
+      </w:r>
+      <w:r>
+        <w:t xml:space="preserve">National Accreditation Board for Hospitals and Healthcare Providers. (2022). Standards for Small Healthcare Organisations (3rd ed.). </w:t>
       </w:r>
       <w:hyperlink r:id="rId11">
         <w:r>
@@ -630,11 +720,12 @@
     <w:p>
       <w:pPr>
         <w:pStyle w:val="ListParagraph"/>
-        <w:spacing w:before="80" w:after="240"/>
-        <w:contextualSpacing w:val="0"/>
       </w:pPr>
       <w:r>
-        <w:t xml:space="preserve">• Government of India. (2016). </w:t>
+        <w:t xml:space="preserve">• </w:t>
+      </w:r>
+      <w:r>
+        <w:t xml:space="preserve">Government of India. (2016). </w:t>
       </w:r>
       <w:hyperlink r:id="rId9">
         <w:r>
@@ -642,21 +733,22 @@
             <w:color w:val="0563C1"/>
             <w:u w:val="single"/>
           </w:rPr>
-          <w:t>The Juvenile Justice (Care and Protection of Children) Act, 2015 (Act No. 2 of 2016, in force 15 January 2016), ss. 2(14), 27 and 31</w:t>
+          <w:t>The Juvenile Justice (Care and Protection of Children) Act, 2015</w:t>
         </w:r>
       </w:hyperlink>
       <w:r>
-        <w:t xml:space="preserve"> which define a 'child in need of care and protection' (including a missing or run-away child), establish the district Child Welfare Committee, and require such a child to be produced before the Committee without loss of time and within 24 hours.</w:t>
+        <w:t xml:space="preserve"> (Act No. 2 of 2016, in force 15 January 2016), which defines a 'child in need of care and protection' (including a missing or run-away child), establishes the district Child Welfare Committee, and requires such a child to be produced before the Committee within 24 hours.</w:t>
       </w:r>
     </w:p>
     <w:p>
       <w:pPr>
         <w:pStyle w:val="ListParagraph"/>
-        <w:spacing w:before="80" w:after="240"/>
-        <w:contextualSpacing w:val="0"/>
       </w:pPr>
       <w:r>
-        <w:t xml:space="preserve">• Government of India. (2012). </w:t>
+        <w:t xml:space="preserve">• </w:t>
+      </w:r>
+      <w:r>
+        <w:t xml:space="preserve">Government of India. (2012). </w:t>
       </w:r>
       <w:hyperlink r:id="rId10">
         <w:r>
@@ -664,24 +756,11 @@
             <w:color w:val="0563C1"/>
             <w:u w:val="single"/>
           </w:rPr>
-          <w:t>The Protection of Children from Sexual Offences Act, 2012 (Act No. 32 of 2012), ss. 19 and 21</w:t>
+          <w:t>The Protection of Children from Sexual Offences Act, 2012</w:t>
         </w:r>
       </w:hyperlink>
       <w:r>
-        <w:t xml:space="preserve"> which require any person who knows or believes a sexual offence against a child is likely or has been committed to report it to the Special Juvenile Police Unit or local police, and make failure to report a punishable offence, including for a person in charge of an institution who fails to report an offence by a subordinate.</w:t>
-      </w:r>
-    </w:p>
-    <w:p>
-      <w:pPr>
-        <w:pStyle w:val="Heading1"/>
-      </w:pPr>
-      <w:r>
-        <w:t>8. Review</w:t>
-      </w:r>
-    </w:p>
-    <w:p>
-      <w:r>
-        <w:t>This SOP is reviewed annually, or sooner if a mismatched neonate, a missing child, a suspected-abuse case, or a late neonatal referral exposes a gap, or if the obstetric, assessment, discharge, infection-control or facility processes this SOP hands work to are revised.</w:t>
+        <w:t xml:space="preserve"> (Act No. 32 of 2012), ss. 19 and 21, which require any person who knows or believes a sexual offence against a child is likely or has been committed to report it to the Special Juvenile Police Unit or local police, and make failure to report a punishable offence, including for a person in charge of an institution who fails to report an offence by a subordinate.</w:t>
       </w:r>
     </w:p>
     <w:sectPr>

--- a/policies/build/sop_record_masters/COP/SOP_COP.8.a_to_f_paediatric_neonatal_services.docx
+++ b/policies/build/sop_record_masters/COP/SOP_COP.8.a_to_f_paediatric_neonatal_services.docx
@@ -208,12 +208,6 @@
     </w:p>
     <w:p>
       <w:r>
-        <w:rPr>
-          <w:i/>
-        </w:rPr>
-        <w:t xml:space="preserve">Why: </w:t>
-      </w:r>
-      <w:r>
         <w:t>so every location that cares for a child or neonate -- OPD, ward, nursery, labour room, emergency -- follows the same identification and safety standard.</w:t>
       </w:r>
     </w:p>
@@ -231,12 +225,6 @@
       </w:r>
     </w:p>
     <w:p>
-      <w:r>
-        <w:rPr>
-          <w:i/>
-        </w:rPr>
-        <w:t xml:space="preserve">Why: </w:t>
-      </w:r>
       <w:r>
         <w:t>a child handed to the wrong person, or a missing child whose report waits for certainty, is a failure measured in minutes, not meetings.</w:t>
       </w:r>
@@ -314,12 +302,6 @@
     </w:p>
     <w:p>
       <w:r>
-        <w:rPr>
-          <w:i/>
-        </w:rPr>
-        <w:t xml:space="preserve">Why: </w:t>
-      </w:r>
-      <w:r>
         <w:t>A paediatric service that never says what it can't do forces a duty doctor to improvise at 2 a.m. instead of following a written plan.</w:t>
       </w:r>
     </w:p>
@@ -347,12 +329,6 @@
       </w:r>
     </w:p>
     <w:p>
-      <w:r>
-        <w:rPr>
-          <w:i/>
-        </w:rPr>
-        <w:t xml:space="preserve">Why: </w:t>
-      </w:r>
       <w:r>
         <w:t>A laminated WHO poster on the nursery wall is not a guideline being followed -- if staff can't name which guideline governs their practice, they aren't practising in consonance with one.</w:t>
       </w:r>
@@ -382,12 +358,6 @@
     </w:p>
     <w:p>
       <w:r>
-        <w:rPr>
-          <w:i/>
-        </w:rPr>
-        <w:t xml:space="preserve">Why: </w:t>
-      </w:r>
-      <w:r>
         <w:t>Professional registration alone does not make someone competent to care for a neonate -- that competency has to be specifically verified for the age group they're assigned to.</w:t>
       </w:r>
     </w:p>
@@ -415,12 +385,6 @@
       </w:r>
     </w:p>
     <w:p>
-      <w:r>
-        <w:rPr>
-          <w:i/>
-        </w:rPr>
-        <w:t xml:space="preserve">Why: </w:t>
-      </w:r>
       <w:r>
         <w:t>A child left in an unmodified adult ward, with no family presence and no age-appropriate equipment, is being treated as a small adult -- which is exactly what this step exists to prevent.</w:t>
       </w:r>
@@ -450,12 +414,6 @@
     </w:p>
     <w:p>
       <w:r>
-        <w:rPr>
-          <w:i/>
-        </w:rPr>
-        <w:t xml:space="preserve">Why: </w:t>
-      </w:r>
-      <w:r>
         <w:t>A child's growth curve, developmental milestones, and immunisation status are clinical findings, not optional extras to the main reason they came in.</w:t>
       </w:r>
     </w:p>
@@ -483,12 +441,6 @@
       </w:r>
     </w:p>
     <w:p>
-      <w:r>
-        <w:rPr>
-          <w:i/>
-        </w:rPr>
-        <w:t xml:space="preserve">Why: </w:t>
-      </w:r>
       <w:r>
         <w:t>A neonate handed to whoever is standing closest to the cot, or a missing-child report that waits for staff to 'check again,' is exactly the failure this step exists to make impossible.</w:t>
       </w:r>

--- a/policies/build/sop_record_masters/COP/SOP_COP.8.a_to_f_paediatric_neonatal_services.docx
+++ b/policies/build/sop_record_masters/COP/SOP_COP.8.a_to_f_paediatric_neonatal_services.docx
@@ -307,7 +307,37 @@
     </w:p>
     <w:p>
       <w:r>
-        <w:t>The hospital's defined paediatric and neonatal scope of services -- the age range accepted, whether and at what level neonates are cared for, hours of availability, conditions/procedures provided, and conditions stabilised and referred, with the destination -- is kept aligned with the hospital's service directory; a service not provided is named as not provided, with the referral destination.</w:t>
+        <w:t>The hospital's defined paediatric and neonatal scope of services names five things:</w:t>
+      </w:r>
+    </w:p>
+    <w:p>
+      <w:r>
+        <w:t>1. The age range accepted.</w:t>
+      </w:r>
+    </w:p>
+    <w:p>
+      <w:r>
+        <w:t>2. Whether, and at what level, neonates are cared for.</w:t>
+      </w:r>
+    </w:p>
+    <w:p>
+      <w:r>
+        <w:t>3. Hours of availability.</w:t>
+      </w:r>
+    </w:p>
+    <w:p>
+      <w:r>
+        <w:t>4. Conditions/procedures provided.</w:t>
+      </w:r>
+    </w:p>
+    <w:p>
+      <w:r>
+        <w:t>5. Conditions stabilised and referred, with the destination.</w:t>
+      </w:r>
+    </w:p>
+    <w:p>
+      <w:r>
+        <w:t>This scope is kept aligned with the hospital's service directory; a service not provided is named as not provided, with the referral destination.</w:t>
       </w:r>
     </w:p>
     <w:p>
@@ -391,7 +421,37 @@
     </w:p>
     <w:p>
       <w:r>
-        <w:t>The hospital's defined provisions for special care of children -- environment, family presence, feeding, play or occupation, privacy, and any other age-appropriate arrangement -- is actually provided, not just written down.</w:t>
+        <w:t>The hospital's defined provisions for special care of children are actually provided, not just written down. These cover at least five things:</w:t>
+      </w:r>
+    </w:p>
+    <w:p>
+      <w:r>
+        <w:t>1. The environment.</w:t>
+      </w:r>
+    </w:p>
+    <w:p>
+      <w:r>
+        <w:t>2. Family presence.</w:t>
+      </w:r>
+    </w:p>
+    <w:p>
+      <w:r>
+        <w:t>3. Feeding.</w:t>
+      </w:r>
+    </w:p>
+    <w:p>
+      <w:r>
+        <w:t>4. Play or occupation.</w:t>
+      </w:r>
+    </w:p>
+    <w:p>
+      <w:r>
+        <w:t>5. Privacy.</w:t>
+      </w:r>
+    </w:p>
+    <w:p>
+      <w:r>
+        <w:t>Plus any other age-appropriate arrangement the hospital has defined.</w:t>
       </w:r>
     </w:p>
     <w:p>
